--- a/week-04-show-dont-tell/OP4 Show Dont Tell.docx
+++ b/week-04-show-dont-tell/OP4 Show Dont Tell.docx
@@ -8,7 +8,7 @@
       </w:pPr>
       <w:r>
         <w:rPr>
-          <w:rFonts w:ascii="Inter" w:hAnsi="Inter" w:eastAsia="Inter" w:cs="Inter"/>
+          <w:rFonts w:ascii="Calibri" w:hAnsi="Calibri" w:eastAsia="Calibri" w:cs="Calibri"/>
           <w:b/>
           <w:bCs/>
           <w:sz w:val="22"/>
@@ -21,7 +21,7 @@
       </w:r>
       <w:r>
         <w:rPr>
-          <w:rFonts w:ascii="Inter" w:hAnsi="Inter" w:eastAsia="Inter" w:cs="Inter"/>
+          <w:rFonts w:ascii="Calibri" w:hAnsi="Calibri" w:eastAsia="Calibri" w:cs="Calibri"/>
           <w:b/>
           <w:bCs/>
           <w:sz w:val="22"/>
@@ -34,7 +34,7 @@
       </w:r>
       <w:r>
         <w:rPr>
-          <w:rFonts w:ascii="Inter" w:hAnsi="Inter" w:eastAsia="Inter" w:cs="Inter"/>
+          <w:rFonts w:ascii="Calibri" w:hAnsi="Calibri" w:eastAsia="Calibri" w:cs="Calibri"/>
           <w:b/>
           <w:bCs/>
           <w:sz w:val="22"/>
@@ -49,7 +49,7 @@
       </w:pPr>
       <w:r>
         <w:rPr>
-          <w:rFonts w:ascii="Inter" w:hAnsi="Inter" w:eastAsia="Inter" w:cs="Inter"/>
+          <w:rFonts w:ascii="Calibri" w:hAnsi="Calibri" w:eastAsia="Calibri" w:cs="Calibri"/>
           <w:b/>
           <w:bCs/>
           <w:color w:val="4f81bd"/>
@@ -65,7 +65,7 @@
       </w:pPr>
       <w:r>
         <w:rPr>
-          <w:rFonts w:ascii="Inter" w:hAnsi="Inter" w:eastAsia="Inter" w:cs="Inter"/>
+          <w:rFonts w:ascii="Calibri" w:hAnsi="Calibri" w:eastAsia="Calibri" w:cs="Calibri"/>
           <w:sz w:val="22"/>
           <w:szCs w:val="22"/>
         </w:rPr>
@@ -73,7 +73,7 @@
       </w:r>
       <w:r>
         <w:rPr>
-          <w:rFonts w:ascii="Inter" w:hAnsi="Inter" w:eastAsia="Inter" w:cs="Inter"/>
+          <w:rFonts w:ascii="Calibri" w:hAnsi="Calibri" w:eastAsia="Calibri" w:cs="Calibri"/>
           <w:i/>
           <w:iCs/>
           <w:sz w:val="22"/>
@@ -83,7 +83,7 @@
       </w:r>
       <w:r>
         <w:rPr>
-          <w:rFonts w:ascii="Inter" w:hAnsi="Inter" w:eastAsia="Inter" w:cs="Inter"/>
+          <w:rFonts w:ascii="Calibri" w:hAnsi="Calibri" w:eastAsia="Calibri" w:cs="Calibri"/>
           <w:sz w:val="22"/>
           <w:szCs w:val="22"/>
         </w:rPr>
@@ -91,7 +91,7 @@
       </w:r>
       <w:r>
         <w:rPr>
-          <w:rFonts w:ascii="Inter" w:hAnsi="Inter" w:eastAsia="Inter" w:cs="Inter"/>
+          <w:rFonts w:ascii="Calibri" w:hAnsi="Calibri" w:eastAsia="Calibri" w:cs="Calibri"/>
           <w:i/>
           <w:iCs/>
           <w:sz w:val="22"/>
@@ -101,7 +101,7 @@
       </w:r>
       <w:r>
         <w:rPr>
-          <w:rFonts w:ascii="Inter" w:hAnsi="Inter" w:eastAsia="Inter" w:cs="Inter"/>
+          <w:rFonts w:ascii="Calibri" w:hAnsi="Calibri" w:eastAsia="Calibri" w:cs="Calibri"/>
           <w:sz w:val="22"/>
           <w:szCs w:val="22"/>
         </w:rPr>
@@ -109,7 +109,7 @@
       </w:r>
       <w:r>
         <w:rPr>
-          <w:rFonts w:ascii="Inter" w:hAnsi="Inter" w:eastAsia="Inter" w:cs="Inter"/>
+          <w:rFonts w:ascii="Calibri" w:hAnsi="Calibri" w:eastAsia="Calibri" w:cs="Calibri"/>
           <w:i/>
           <w:iCs/>
           <w:sz w:val="22"/>
@@ -124,7 +124,7 @@
       </w:pPr>
       <w:r>
         <w:rPr>
-          <w:rFonts w:ascii="Inter" w:hAnsi="Inter" w:eastAsia="Inter" w:cs="Inter"/>
+          <w:rFonts w:ascii="Calibri" w:hAnsi="Calibri" w:eastAsia="Calibri" w:cs="Calibri"/>
           <w:b/>
           <w:bCs/>
           <w:color w:val="4f81bd"/>
@@ -144,7 +144,7 @@
       </w:pPr>
       <w:r>
         <w:rPr>
-          <w:rFonts w:ascii="Inter" w:hAnsi="Inter" w:eastAsia="Inter" w:cs="Inter"/>
+          <w:rFonts w:ascii="Calibri" w:hAnsi="Calibri" w:eastAsia="Calibri" w:cs="Calibri"/>
           <w:sz w:val="22"/>
           <w:szCs w:val="22"/>
         </w:rPr>
@@ -152,7 +152,7 @@
       </w:r>
       <w:r>
         <w:rPr>
-          <w:rFonts w:ascii="Inter" w:hAnsi="Inter" w:eastAsia="Inter" w:cs="Inter"/>
+          <w:rFonts w:ascii="Calibri" w:hAnsi="Calibri" w:eastAsia="Calibri" w:cs="Calibri"/>
           <w:sz w:val="22"/>
           <w:szCs w:val="22"/>
         </w:rPr>
@@ -160,7 +160,7 @@
       </w:r>
       <w:r>
         <w:rPr>
-          <w:rFonts w:ascii="Inter" w:hAnsi="Inter" w:eastAsia="Inter" w:cs="Inter"/>
+          <w:rFonts w:ascii="Calibri" w:hAnsi="Calibri" w:eastAsia="Calibri" w:cs="Calibri"/>
           <w:b/>
           <w:bCs/>
           <w:sz w:val="22"/>
@@ -170,7 +170,7 @@
       </w:r>
       <w:r>
         <w:rPr>
-          <w:rFonts w:ascii="Inter" w:hAnsi="Inter" w:eastAsia="Inter" w:cs="Inter"/>
+          <w:rFonts w:ascii="Calibri" w:hAnsi="Calibri" w:eastAsia="Calibri" w:cs="Calibri"/>
           <w:sz w:val="22"/>
           <w:szCs w:val="22"/>
         </w:rPr>
@@ -187,7 +187,7 @@
       </w:pPr>
       <w:r>
         <w:rPr>
-          <w:rFonts w:ascii="Inter" w:hAnsi="Inter" w:eastAsia="Inter" w:cs="Inter"/>
+          <w:rFonts w:ascii="Calibri" w:hAnsi="Calibri" w:eastAsia="Calibri" w:cs="Calibri"/>
           <w:b/>
           <w:bCs/>
           <w:sz w:val="22"/>
@@ -197,7 +197,7 @@
       </w:r>
       <w:r>
         <w:rPr>
-          <w:rFonts w:ascii="Inter" w:hAnsi="Inter" w:eastAsia="Inter" w:cs="Inter"/>
+          <w:rFonts w:ascii="Calibri" w:hAnsi="Calibri" w:eastAsia="Calibri" w:cs="Calibri"/>
           <w:sz w:val="22"/>
           <w:szCs w:val="22"/>
         </w:rPr>
@@ -205,7 +205,7 @@
       </w:r>
       <w:r>
         <w:rPr>
-          <w:rFonts w:ascii="Inter" w:hAnsi="Inter" w:eastAsia="Inter" w:cs="Inter"/>
+          <w:rFonts w:ascii="Calibri" w:hAnsi="Calibri" w:eastAsia="Calibri" w:cs="Calibri"/>
           <w:sz w:val="22"/>
           <w:szCs w:val="22"/>
         </w:rPr>
@@ -213,7 +213,7 @@
       </w:r>
       <w:r>
         <w:rPr>
-          <w:rFonts w:ascii="Inter" w:hAnsi="Inter" w:eastAsia="Inter" w:cs="Inter"/>
+          <w:rFonts w:ascii="Calibri" w:hAnsi="Calibri" w:eastAsia="Calibri" w:cs="Calibri"/>
           <w:sz w:val="22"/>
           <w:szCs w:val="22"/>
         </w:rPr>
@@ -221,7 +221,7 @@
       </w:r>
       <w:r>
         <w:rPr>
-          <w:rFonts w:ascii="Inter" w:hAnsi="Inter" w:eastAsia="Inter" w:cs="Inter"/>
+          <w:rFonts w:ascii="Calibri" w:hAnsi="Calibri" w:eastAsia="Calibri" w:cs="Calibri"/>
           <w:i/>
           <w:iCs/>
           <w:sz w:val="22"/>
@@ -231,7 +231,7 @@
       </w:r>
       <w:r>
         <w:rPr>
-          <w:rFonts w:ascii="Inter" w:hAnsi="Inter" w:eastAsia="Inter" w:cs="Inter"/>
+          <w:rFonts w:ascii="Calibri" w:hAnsi="Calibri" w:eastAsia="Calibri" w:cs="Calibri"/>
           <w:sz w:val="22"/>
           <w:szCs w:val="22"/>
         </w:rPr>
@@ -239,7 +239,7 @@
       </w:r>
       <w:r>
         <w:rPr>
-          <w:rFonts w:ascii="Inter" w:hAnsi="Inter" w:eastAsia="Inter" w:cs="Inter"/>
+          <w:rFonts w:ascii="Calibri" w:hAnsi="Calibri" w:eastAsia="Calibri" w:cs="Calibri"/>
           <w:sz w:val="22"/>
           <w:szCs w:val="22"/>
         </w:rPr>
@@ -256,7 +256,7 @@
       </w:pPr>
       <w:r>
         <w:rPr>
-          <w:rFonts w:ascii="Inter" w:hAnsi="Inter" w:eastAsia="Inter" w:cs="Inter"/>
+          <w:rFonts w:ascii="Calibri" w:hAnsi="Calibri" w:eastAsia="Calibri" w:cs="Calibri"/>
           <w:b/>
           <w:bCs/>
           <w:sz w:val="22"/>
@@ -266,7 +266,7 @@
       </w:r>
       <w:r>
         <w:rPr>
-          <w:rFonts w:ascii="Inter" w:hAnsi="Inter" w:eastAsia="Inter" w:cs="Inter"/>
+          <w:rFonts w:ascii="Calibri" w:hAnsi="Calibri" w:eastAsia="Calibri" w:cs="Calibri"/>
           <w:sz w:val="22"/>
           <w:szCs w:val="22"/>
         </w:rPr>
@@ -274,7 +274,7 @@
       </w:r>
       <w:r>
         <w:rPr>
-          <w:rFonts w:ascii="Inter" w:hAnsi="Inter" w:eastAsia="Inter" w:cs="Inter"/>
+          <w:rFonts w:ascii="Calibri" w:hAnsi="Calibri" w:eastAsia="Calibri" w:cs="Calibri"/>
           <w:sz w:val="22"/>
           <w:szCs w:val="22"/>
         </w:rPr>
@@ -291,7 +291,7 @@
       </w:pPr>
       <w:r>
         <w:rPr>
-          <w:rFonts w:ascii="Inter" w:hAnsi="Inter" w:eastAsia="Inter" w:cs="Inter"/>
+          <w:rFonts w:ascii="Calibri" w:hAnsi="Calibri" w:eastAsia="Calibri" w:cs="Calibri"/>
           <w:sz w:val="22"/>
           <w:szCs w:val="22"/>
         </w:rPr>
@@ -304,7 +304,7 @@
       </w:pPr>
       <w:r>
         <w:rPr>
-          <w:rFonts w:ascii="Inter" w:hAnsi="Inter" w:eastAsia="Inter" w:cs="Inter"/>
+          <w:rFonts w:ascii="Calibri" w:hAnsi="Calibri" w:eastAsia="Calibri" w:cs="Calibri"/>
           <w:b/>
           <w:bCs/>
           <w:color w:val="4f81bd"/>
@@ -324,7 +324,7 @@
       </w:pPr>
       <w:r>
         <w:rPr>
-          <w:rFonts w:ascii="Inter" w:hAnsi="Inter" w:eastAsia="Inter" w:cs="Inter"/>
+          <w:rFonts w:ascii="Calibri" w:hAnsi="Calibri" w:eastAsia="Calibri" w:cs="Calibri"/>
           <w:sz w:val="22"/>
           <w:szCs w:val="22"/>
         </w:rPr>
@@ -332,7 +332,7 @@
       </w:r>
       <w:r>
         <w:rPr>
-          <w:rFonts w:ascii="Inter" w:hAnsi="Inter" w:eastAsia="Inter" w:cs="Inter"/>
+          <w:rFonts w:ascii="Calibri" w:hAnsi="Calibri" w:eastAsia="Calibri" w:cs="Calibri"/>
           <w:sz w:val="22"/>
           <w:szCs w:val="22"/>
         </w:rPr>
@@ -340,7 +340,7 @@
       </w:r>
       <w:r>
         <w:rPr>
-          <w:rFonts w:ascii="Inter" w:hAnsi="Inter" w:eastAsia="Inter" w:cs="Inter"/>
+          <w:rFonts w:ascii="Calibri" w:hAnsi="Calibri" w:eastAsia="Calibri" w:cs="Calibri"/>
           <w:sz w:val="22"/>
           <w:szCs w:val="22"/>
         </w:rPr>
@@ -357,7 +357,7 @@
       </w:pPr>
       <w:r>
         <w:rPr>
-          <w:rFonts w:ascii="Inter" w:hAnsi="Inter" w:eastAsia="Inter" w:cs="Inter"/>
+          <w:rFonts w:ascii="Calibri" w:hAnsi="Calibri" w:eastAsia="Calibri" w:cs="Calibri"/>
           <w:sz w:val="22"/>
           <w:szCs w:val="22"/>
         </w:rPr>
@@ -370,7 +370,7 @@
       </w:pPr>
       <w:r>
         <w:rPr>
-          <w:rFonts w:ascii="Inter" w:hAnsi="Inter" w:eastAsia="Inter" w:cs="Inter"/>
+          <w:rFonts w:ascii="Calibri" w:hAnsi="Calibri" w:eastAsia="Calibri" w:cs="Calibri"/>
           <w:b/>
           <w:bCs/>
           <w:color w:val="4f81bd"/>
@@ -386,7 +386,7 @@
       </w:pPr>
       <w:r>
         <w:rPr>
-          <w:rFonts w:ascii="Inter" w:hAnsi="Inter" w:eastAsia="Inter" w:cs="Inter"/>
+          <w:rFonts w:ascii="Calibri" w:hAnsi="Calibri" w:eastAsia="Calibri" w:cs="Calibri"/>
           <w:b/>
           <w:bCs/>
           <w:sz w:val="22"/>
@@ -397,7 +397,7 @@
       </w:r>
       <w:r>
         <w:rPr>
-          <w:rFonts w:ascii="Inter" w:hAnsi="Inter" w:eastAsia="Inter" w:cs="Inter"/>
+          <w:rFonts w:ascii="Calibri" w:hAnsi="Calibri" w:eastAsia="Calibri" w:cs="Calibri"/>
           <w:sz w:val="22"/>
           <w:szCs w:val="22"/>
         </w:rPr>
@@ -410,7 +410,7 @@
       </w:pPr>
       <w:r>
         <w:rPr>
-          <w:rFonts w:ascii="Inter" w:hAnsi="Inter" w:eastAsia="Inter" w:cs="Inter"/>
+          <w:rFonts w:ascii="Calibri" w:hAnsi="Calibri" w:eastAsia="Calibri" w:cs="Calibri"/>
           <w:b/>
           <w:bCs/>
           <w:color w:val="4f81bd"/>
@@ -468,7 +468,7 @@
             </w:pPr>
             <w:r>
               <w:rPr>
-                <w:rFonts w:ascii="Inter" w:hAnsi="Inter" w:cs="Inter"/>
+                <w:rFonts w:ascii="Calibri" w:hAnsi="Calibri" w:cs="Calibri"/>
                 <w:b/>
                 <w:bCs/>
                 <w:sz w:val="22"/>
@@ -500,7 +500,7 @@
             </w:pPr>
             <w:r>
               <w:rPr>
-                <w:rFonts w:ascii="Inter" w:hAnsi="Inter" w:cs="Inter"/>
+                <w:rFonts w:ascii="Calibri" w:hAnsi="Calibri" w:cs="Calibri"/>
                 <w:sz w:val="22"/>
                 <w:szCs w:val="22"/>
               </w:rPr>
@@ -532,7 +532,7 @@
             </w:pPr>
             <w:r>
               <w:rPr>
-                <w:rFonts w:ascii="Inter" w:hAnsi="Inter" w:cs="Inter"/>
+                <w:rFonts w:ascii="Calibri" w:hAnsi="Calibri" w:cs="Calibri"/>
                 <w:b/>
                 <w:bCs/>
                 <w:sz w:val="22"/>
@@ -564,7 +564,7 @@
             </w:pPr>
             <w:r>
               <w:rPr>
-                <w:rFonts w:ascii="Inter" w:hAnsi="Inter" w:cs="Inter"/>
+                <w:rFonts w:ascii="Calibri" w:hAnsi="Calibri" w:cs="Calibri"/>
                 <w:sz w:val="22"/>
                 <w:szCs w:val="22"/>
               </w:rPr>
@@ -596,7 +596,7 @@
             </w:pPr>
             <w:r>
               <w:rPr>
-                <w:rFonts w:ascii="Inter" w:hAnsi="Inter" w:cs="Inter"/>
+                <w:rFonts w:ascii="Calibri" w:hAnsi="Calibri" w:cs="Calibri"/>
                 <w:b/>
                 <w:bCs/>
                 <w:sz w:val="22"/>
@@ -628,7 +628,7 @@
             </w:pPr>
             <w:r>
               <w:rPr>
-                <w:rFonts w:ascii="Inter" w:hAnsi="Inter" w:cs="Inter"/>
+                <w:rFonts w:ascii="Calibri" w:hAnsi="Calibri" w:cs="Calibri"/>
                 <w:sz w:val="22"/>
                 <w:szCs w:val="22"/>
               </w:rPr>
@@ -1107,7 +1107,7 @@
   <w:docDefaults>
     <w:rPrDefault>
       <w:rPr>
-        <w:rFonts w:ascii="Inter" w:cs="Inter" w:eastAsia="Inter" w:hAnsi="Inter"/>
+        <w:rFonts w:ascii="Calibri" w:cs="Calibri" w:eastAsia="Calibri" w:hAnsi="Calibri"/>
         <w:sz w:val="22"/>
         <w:szCs w:val="22"/>
         <w:lang w:val="en"/>
@@ -1143,7 +1143,7 @@
       <w:spacing w:after="0" w:before="0" w:lineRule="auto"/>
     </w:pPr>
     <w:rPr>
-      <w:rFonts w:ascii="Inter" w:cs="Inter" w:eastAsia="Inter" w:hAnsi="Inter"/>
+      <w:rFonts w:ascii="Calibri" w:cs="Calibri" w:eastAsia="Calibri" w:hAnsi="Calibri"/>
       <w:b w:val="1"/>
       <w:bCs w:val="1"/>
       <w:color w:val="366091"/>
@@ -1161,7 +1161,7 @@
       <w:spacing w:after="0" w:before="200" w:lineRule="auto"/>
     </w:pPr>
     <w:rPr>
-      <w:rFonts w:ascii="Inter" w:cs="Inter" w:eastAsia="Inter" w:hAnsi="Inter"/>
+      <w:rFonts w:ascii="Calibri" w:cs="Calibri" w:eastAsia="Calibri" w:hAnsi="Calibri"/>
       <w:b w:val="1"/>
       <w:bCs w:val="1"/>
       <w:color w:val="4f81bd"/>
@@ -1244,7 +1244,7 @@
       <w:spacing w:after="300" w:line="240" w:lineRule="auto"/>
     </w:pPr>
     <w:rPr>
-      <w:rFonts w:ascii="Inter" w:cs="Inter" w:eastAsia="Inter" w:hAnsi="Inter"/>
+      <w:rFonts w:ascii="Calibri" w:cs="Calibri" w:eastAsia="Calibri" w:hAnsi="Calibri"/>
       <w:color w:val="17365d"/>
       <w:sz w:val="52"/>
       <w:szCs w:val="52"/>

--- a/week-04-show-dont-tell/OP4 Show Dont Tell.docx
+++ b/week-04-show-dont-tell/OP4 Show Dont Tell.docx
@@ -14,7 +14,7 @@
           <w:sz w:val="22"/>
           <w:szCs w:val="22"/>
         </w:rPr>
-        <w:t>One-Pager 3 — Show, Don’t Tell</w:t>
+        <w:t>One-Pager 4 — Show, Don’t Tell</w:t>
       </w:r>
       <w:r>
         <w:br w:type="textWrapping"/>

--- a/week-04-show-dont-tell/OP4 Show Dont Tell.docx
+++ b/week-04-show-dont-tell/OP4 Show Dont Tell.docx
@@ -393,15 +393,15 @@
           <w:szCs w:val="22"/>
           <w:highlight w:val="yellow"/>
         </w:rPr>
-        <w:t>The moment is yours — render it, don’t summarize it.</w:t>
-      </w:r>
-      <w:r>
-        <w:rPr>
-          <w:rFonts w:ascii="Calibri" w:hAnsi="Calibri" w:eastAsia="Calibri" w:cs="Calibri"/>
-          <w:sz w:val="22"/>
-          <w:szCs w:val="22"/>
-        </w:rPr>
-        <w:t xml:space="preserve"> “Melon and ham” is exactly what genAI hands you; the tasted version is the un-generatable thing. After the gush, Journaler’s reflection partner asks how it went — it never supplies the words.</w:t>
+        <w:t xml:space="preserve">After the gush, you have the opportunity to reflect — either on your own or with Journaler’s onboard AI reflection partner. Turn AI on or off to access each option.</w:t>
+      </w:r>
+      <w:r>
+        <w:rPr>
+          <w:rFonts w:ascii="Calibri" w:hAnsi="Calibri" w:eastAsia="Calibri" w:cs="Calibri"/>
+          <w:sz w:val="22"/>
+          <w:szCs w:val="22"/>
+        </w:rPr>
+        <w:t xml:space="preserve"/>
       </w:r>
     </w:p>
     <w:p>

--- a/week-04-show-dont-tell/OP4 Show Dont Tell.docx
+++ b/week-04-show-dont-tell/OP4 Show Dont Tell.docx
@@ -140,6 +140,7 @@
           <w:ilvl w:val="0"/>
           <w:numId w:val="1001"/>
         </w:numPr>
+        <w:spacing w:before="0" w:after="0"/>
         <w:ind w:left="720" w:hanging="360"/>
       </w:pPr>
       <w:r>
@@ -183,6 +184,7 @@
           <w:ilvl w:val="0"/>
           <w:numId w:val="1001"/>
         </w:numPr>
+        <w:spacing w:before="0" w:after="0"/>
         <w:ind w:left="720" w:hanging="360"/>
       </w:pPr>
       <w:r>
@@ -252,6 +254,7 @@
           <w:ilvl w:val="0"/>
           <w:numId w:val="1001"/>
         </w:numPr>
+        <w:spacing w:before="0" w:after="0"/>
         <w:ind w:left="720" w:hanging="360"/>
       </w:pPr>
       <w:r>
@@ -287,6 +290,7 @@
           <w:ilvl w:val="0"/>
           <w:numId w:val="1001"/>
         </w:numPr>
+        <w:spacing w:before="0" w:after="0"/>
         <w:ind w:left="720" w:hanging="360"/>
       </w:pPr>
       <w:r>
@@ -320,6 +324,7 @@
           <w:ilvl w:val="0"/>
           <w:numId w:val="1002"/>
         </w:numPr>
+        <w:spacing w:before="0" w:after="0"/>
         <w:ind w:left="720" w:hanging="360"/>
       </w:pPr>
       <w:r>
@@ -353,6 +358,7 @@
           <w:ilvl w:val="0"/>
           <w:numId w:val="1002"/>
         </w:numPr>
+        <w:spacing w:before="0" w:after="0"/>
         <w:ind w:left="720" w:hanging="360"/>
       </w:pPr>
       <w:r>
